--- a/CTEM_Team_Attribution_and_Architecture.docx
+++ b/CTEM_Team_Attribution_and_Architecture.docx
@@ -3916,7 +3916,7 @@
           <w:color w:val="0F172A"/>
           <w:sz w:val="20"/>
         </w:rPr>
-        <w:t xml:space="preserve">• Dhinesh (Project Lead / Integration) — </w:t>
+        <w:t xml:space="preserve">• Dhinesh (Core Engineer / Integration) — </w:t>
       </w:r>
       <w:r>
         <w:rPr>
